--- a/הַסֵּפֶר/ההתגלות/01 ההתגלות א.docx
+++ b/הַסֵּפֶר/ההתגלות/01 ההתגלות א.docx
@@ -41,7 +41,7 @@
           <w:pgNumType w:start="1"/>
         </w:sectPr>
       </w:pPr>
-      <w:bookmarkStart w:colFirst="0" w:colLast="0" w:name="_qhf7qs623k29" w:id="0"/>
+      <w:bookmarkStart w:colFirst="0" w:colLast="0" w:name="_ta8nsnhr9jkq" w:id="0"/>
       <w:bookmarkEnd w:id="0"/>
       <w:r>
         <w:rPr>
@@ -8048,43 +8048,7 @@
           <w:szCs w:val="28"/>
           <w:rtl w:val="1"/>
         </w:rPr>
-        <w:t xml:space="preserve">א</w:t>
-      </w:r>
-      <w:r>
-        <w:rPr>
-          <w:rFonts w:ascii="Noto Sans Hebrew" w:cs="Noto Sans Hebrew" w:eastAsia="Noto Sans Hebrew" w:hAnsi="Noto Sans Hebrew"/>
-          <w:sz w:val="28"/>
-          <w:szCs w:val="28"/>
-          <w:rtl w:val="1"/>
-        </w:rPr>
-        <w:t xml:space="preserve">ֱ</w:t>
-      </w:r>
-      <w:r>
-        <w:rPr>
-          <w:rFonts w:ascii="Noto Sans Hebrew" w:cs="Noto Sans Hebrew" w:eastAsia="Noto Sans Hebrew" w:hAnsi="Noto Sans Hebrew"/>
-          <w:sz w:val="28"/>
-          <w:szCs w:val="28"/>
-          <w:rtl w:val="1"/>
-        </w:rPr>
-        <w:t xml:space="preserve">ל</w:t>
-      </w:r>
-      <w:r>
-        <w:rPr>
-          <w:rFonts w:ascii="Noto Sans Hebrew" w:cs="Noto Sans Hebrew" w:eastAsia="Noto Sans Hebrew" w:hAnsi="Noto Sans Hebrew"/>
-          <w:sz w:val="28"/>
-          <w:szCs w:val="28"/>
-          <w:rtl w:val="1"/>
-        </w:rPr>
-        <w:t xml:space="preserve">ֹ</w:t>
-      </w:r>
-      <w:r>
-        <w:rPr>
-          <w:rFonts w:ascii="Noto Sans Hebrew" w:cs="Noto Sans Hebrew" w:eastAsia="Noto Sans Hebrew" w:hAnsi="Noto Sans Hebrew"/>
-          <w:sz w:val="28"/>
-          <w:szCs w:val="28"/>
-          <w:rtl w:val="1"/>
-        </w:rPr>
-        <w:t xml:space="preserve">ה</w:t>
+        <w:t xml:space="preserve">צ</w:t>
       </w:r>
       <w:r>
         <w:rPr>
@@ -8102,16 +8066,52 @@
           <w:szCs w:val="28"/>
           <w:rtl w:val="1"/>
         </w:rPr>
-        <w:t xml:space="preserve">ים</w:t>
-      </w:r>
-      <w:r>
-        <w:rPr>
-          <w:rFonts w:ascii="Noto Sans Hebrew" w:cs="Noto Sans Hebrew" w:eastAsia="Noto Sans Hebrew" w:hAnsi="Noto Sans Hebrew"/>
-          <w:sz w:val="28"/>
-          <w:szCs w:val="28"/>
-          <w:rtl w:val="1"/>
-        </w:rPr>
-        <w:t xml:space="preserve">, "</w:t>
+        <w:t xml:space="preserve">ד</w:t>
+      </w:r>
+      <w:r>
+        <w:rPr>
+          <w:rFonts w:ascii="Noto Sans Hebrew" w:cs="Noto Sans Hebrew" w:eastAsia="Noto Sans Hebrew" w:hAnsi="Noto Sans Hebrew"/>
+          <w:sz w:val="28"/>
+          <w:szCs w:val="28"/>
+          <w:rtl w:val="1"/>
+        </w:rPr>
+        <w:t xml:space="preserve">ְ</w:t>
+      </w:r>
+      <w:r>
+        <w:rPr>
+          <w:rFonts w:ascii="Noto Sans Hebrew" w:cs="Noto Sans Hebrew" w:eastAsia="Noto Sans Hebrew" w:hAnsi="Noto Sans Hebrew"/>
+          <w:sz w:val="28"/>
+          <w:szCs w:val="28"/>
+          <w:rtl w:val="1"/>
+        </w:rPr>
+        <w:t xml:space="preserve">ק</w:t>
+      </w:r>
+      <w:r>
+        <w:rPr>
+          <w:rFonts w:ascii="Noto Sans Hebrew" w:cs="Noto Sans Hebrew" w:eastAsia="Noto Sans Hebrew" w:hAnsi="Noto Sans Hebrew"/>
+          <w:sz w:val="28"/>
+          <w:szCs w:val="28"/>
+          <w:rtl w:val="1"/>
+        </w:rPr>
+        <w:t xml:space="preserve">ֵ</w:t>
+      </w:r>
+      <w:r>
+        <w:rPr>
+          <w:rFonts w:ascii="Noto Sans Hebrew" w:cs="Noto Sans Hebrew" w:eastAsia="Noto Sans Hebrew" w:hAnsi="Noto Sans Hebrew"/>
+          <w:sz w:val="28"/>
+          <w:szCs w:val="28"/>
+          <w:rtl w:val="1"/>
+        </w:rPr>
+        <w:t xml:space="preserve">נו</w:t>
+      </w:r>
+      <w:r>
+        <w:rPr>
+          <w:rFonts w:ascii="Noto Sans Hebrew" w:cs="Noto Sans Hebrew" w:eastAsia="Noto Sans Hebrew" w:hAnsi="Noto Sans Hebrew"/>
+          <w:sz w:val="28"/>
+          <w:szCs w:val="28"/>
+          <w:rtl w:val="1"/>
+        </w:rPr>
+        <w:t xml:space="preserve">ּ, "</w:t>
       </w:r>
       <w:r>
         <w:rPr>

--- a/הַסֵּפֶר/ההתגלות/01 ההתגלות א.docx
+++ b/הַסֵּפֶר/ההתגלות/01 ההתגלות א.docx
@@ -41,7 +41,7 @@
           <w:pgNumType w:start="1"/>
         </w:sectPr>
       </w:pPr>
-      <w:bookmarkStart w:colFirst="0" w:colLast="0" w:name="_ta8nsnhr9jkq" w:id="0"/>
+      <w:bookmarkStart w:colFirst="0" w:colLast="0" w:name="_vl82djha4tqg" w:id="0"/>
       <w:bookmarkEnd w:id="0"/>
       <w:r>
         <w:rPr>

--- a/הַסֵּפֶר/ההתגלות/01 ההתגלות א.docx
+++ b/הַסֵּפֶר/ההתגלות/01 ההתגלות א.docx
@@ -41,7 +41,7 @@
           <w:pgNumType w:start="1"/>
         </w:sectPr>
       </w:pPr>
-      <w:bookmarkStart w:colFirst="0" w:colLast="0" w:name="_vl82djha4tqg" w:id="0"/>
+      <w:bookmarkStart w:colFirst="0" w:colLast="0" w:name="_p4skzrj4btq8" w:id="0"/>
       <w:bookmarkEnd w:id="0"/>
       <w:r>
         <w:rPr>
@@ -8048,7 +8048,43 @@
           <w:szCs w:val="28"/>
           <w:rtl w:val="1"/>
         </w:rPr>
-        <w:t xml:space="preserve">צ</w:t>
+        <w:t xml:space="preserve">א</w:t>
+      </w:r>
+      <w:r>
+        <w:rPr>
+          <w:rFonts w:ascii="Noto Sans Hebrew" w:cs="Noto Sans Hebrew" w:eastAsia="Noto Sans Hebrew" w:hAnsi="Noto Sans Hebrew"/>
+          <w:sz w:val="28"/>
+          <w:szCs w:val="28"/>
+          <w:rtl w:val="1"/>
+        </w:rPr>
+        <w:t xml:space="preserve">ֱ</w:t>
+      </w:r>
+      <w:r>
+        <w:rPr>
+          <w:rFonts w:ascii="Noto Sans Hebrew" w:cs="Noto Sans Hebrew" w:eastAsia="Noto Sans Hebrew" w:hAnsi="Noto Sans Hebrew"/>
+          <w:sz w:val="28"/>
+          <w:szCs w:val="28"/>
+          <w:rtl w:val="1"/>
+        </w:rPr>
+        <w:t xml:space="preserve">ל</w:t>
+      </w:r>
+      <w:r>
+        <w:rPr>
+          <w:rFonts w:ascii="Noto Sans Hebrew" w:cs="Noto Sans Hebrew" w:eastAsia="Noto Sans Hebrew" w:hAnsi="Noto Sans Hebrew"/>
+          <w:sz w:val="28"/>
+          <w:szCs w:val="28"/>
+          <w:rtl w:val="1"/>
+        </w:rPr>
+        <w:t xml:space="preserve">ֹ</w:t>
+      </w:r>
+      <w:r>
+        <w:rPr>
+          <w:rFonts w:ascii="Noto Sans Hebrew" w:cs="Noto Sans Hebrew" w:eastAsia="Noto Sans Hebrew" w:hAnsi="Noto Sans Hebrew"/>
+          <w:sz w:val="28"/>
+          <w:szCs w:val="28"/>
+          <w:rtl w:val="1"/>
+        </w:rPr>
+        <w:t xml:space="preserve">ה</w:t>
       </w:r>
       <w:r>
         <w:rPr>
@@ -8066,52 +8102,16 @@
           <w:szCs w:val="28"/>
           <w:rtl w:val="1"/>
         </w:rPr>
-        <w:t xml:space="preserve">ד</w:t>
-      </w:r>
-      <w:r>
-        <w:rPr>
-          <w:rFonts w:ascii="Noto Sans Hebrew" w:cs="Noto Sans Hebrew" w:eastAsia="Noto Sans Hebrew" w:hAnsi="Noto Sans Hebrew"/>
-          <w:sz w:val="28"/>
-          <w:szCs w:val="28"/>
-          <w:rtl w:val="1"/>
-        </w:rPr>
-        <w:t xml:space="preserve">ְ</w:t>
-      </w:r>
-      <w:r>
-        <w:rPr>
-          <w:rFonts w:ascii="Noto Sans Hebrew" w:cs="Noto Sans Hebrew" w:eastAsia="Noto Sans Hebrew" w:hAnsi="Noto Sans Hebrew"/>
-          <w:sz w:val="28"/>
-          <w:szCs w:val="28"/>
-          <w:rtl w:val="1"/>
-        </w:rPr>
-        <w:t xml:space="preserve">ק</w:t>
-      </w:r>
-      <w:r>
-        <w:rPr>
-          <w:rFonts w:ascii="Noto Sans Hebrew" w:cs="Noto Sans Hebrew" w:eastAsia="Noto Sans Hebrew" w:hAnsi="Noto Sans Hebrew"/>
-          <w:sz w:val="28"/>
-          <w:szCs w:val="28"/>
-          <w:rtl w:val="1"/>
-        </w:rPr>
-        <w:t xml:space="preserve">ֵ</w:t>
-      </w:r>
-      <w:r>
-        <w:rPr>
-          <w:rFonts w:ascii="Noto Sans Hebrew" w:cs="Noto Sans Hebrew" w:eastAsia="Noto Sans Hebrew" w:hAnsi="Noto Sans Hebrew"/>
-          <w:sz w:val="28"/>
-          <w:szCs w:val="28"/>
-          <w:rtl w:val="1"/>
-        </w:rPr>
-        <w:t xml:space="preserve">נו</w:t>
-      </w:r>
-      <w:r>
-        <w:rPr>
-          <w:rFonts w:ascii="Noto Sans Hebrew" w:cs="Noto Sans Hebrew" w:eastAsia="Noto Sans Hebrew" w:hAnsi="Noto Sans Hebrew"/>
-          <w:sz w:val="28"/>
-          <w:szCs w:val="28"/>
-          <w:rtl w:val="1"/>
-        </w:rPr>
-        <w:t xml:space="preserve">ּ, "</w:t>
+        <w:t xml:space="preserve">ים</w:t>
+      </w:r>
+      <w:r>
+        <w:rPr>
+          <w:rFonts w:ascii="Noto Sans Hebrew" w:cs="Noto Sans Hebrew" w:eastAsia="Noto Sans Hebrew" w:hAnsi="Noto Sans Hebrew"/>
+          <w:sz w:val="28"/>
+          <w:szCs w:val="28"/>
+          <w:rtl w:val="1"/>
+        </w:rPr>
+        <w:t xml:space="preserve">, "</w:t>
       </w:r>
       <w:r>
         <w:rPr>
